--- a/oficio___90.docx
+++ b/oficio___90.docx
@@ -398,7 +398,7 @@
           <w:noProof/>
           <w:lang w:val="es-CO" w:eastAsia="en-US"/>
         </w:rPr>
-        <w:t xml:space="preserve">2026-03-12 00:00:00</w:t>
+        <w:t xml:space="preserve">12/03/2026</w:t>
       </w:r>
       <w:r>
         <w:rPr>
@@ -772,7 +772,7 @@
           <w:noProof/>
           <w:lang w:val="es-CO" w:eastAsia="en-US"/>
         </w:rPr>
-        <w:t xml:space="preserve">2026-03-12 00:00:00</w:t>
+        <w:t xml:space="preserve">12/03/2026</w:t>
       </w:r>
       <w:r>
         <w:rPr>
@@ -2881,21 +2881,21 @@
         <v:path o:extrusionok="f" gradientshapeok="t" o:connecttype="rect"/>
         <o:lock v:ext="edit" aspectratio="t"/>
       </v:shapetype>
-      <v:shape id="_x0000_i1304" type="#_x0000_t75" style="width:12.75pt;height:12.75pt" o:bullet="t">
+      <v:shape id="_x0000_i1029" type="#_x0000_t75" style="width:12.75pt;height:12.75pt" o:bullet="t">
         <v:imagedata r:id="rId1" o:title="mso2D3D"/>
       </v:shape>
     </w:pict>
   </w:numPicBullet>
   <w:numPicBullet w:numPicBulletId="1">
     <w:pict>
-      <v:shape id="_x0000_i1305" type="#_x0000_t75" style="width:12.75pt;height:12.75pt" o:bullet="t">
+      <v:shape id="_x0000_i1030" type="#_x0000_t75" style="width:12.75pt;height:12.75pt" o:bullet="t">
         <v:imagedata r:id="rId2" o:title="msoCA65"/>
       </v:shape>
     </w:pict>
   </w:numPicBullet>
   <w:numPicBullet w:numPicBulletId="2">
     <w:pict>
-      <v:shape id="_x0000_i1306" type="#_x0000_t75" style="width:69pt;height:54pt" o:bullet="t">
+      <v:shape id="_x0000_i1031" type="#_x0000_t75" style="width:69pt;height:54pt" o:bullet="t">
         <v:imagedata r:id="rId3" o:title="clip_image002"/>
       </v:shape>
     </w:pict>
@@ -9598,7 +9598,7 @@
 </file>
 
 <file path=customXml/itemProps1.xml><?xml version="1.0" encoding="utf-8"?>
-<ds:datastoreItem xmlns:ds="http://schemas.openxmlformats.org/officeDocument/2006/customXml" ds:itemID="{04A58AC8-E7A9-431C-B5D7-0793FD447C22}">
+<ds:datastoreItem xmlns:ds="http://schemas.openxmlformats.org/officeDocument/2006/customXml" ds:itemID="{92B2B6CB-B85C-4BA5-A408-5118315BB698}">
   <ds:schemaRefs>
     <ds:schemaRef ds:uri="http://schemas.openxmlformats.org/officeDocument/2006/bibliography"/>
   </ds:schemaRefs>

--- a/oficio___90.docx
+++ b/oficio___90.docx
@@ -392,6 +392,7 @@
         </w:rPr>
         <w:fldChar w:fldCharType="separate"/>
       </w:r>
+      <w:bookmarkStart w:id="0" w:name="_GoBack"/>
       <w:r>
         <w:rPr>
           <w:rFonts w:ascii="Arial" w:eastAsia="Calibri" w:hAnsi="Arial" w:cs="Arial"/>
@@ -400,6 +401,7 @@
         </w:rPr>
         <w:t xml:space="preserve">12/03/2026</w:t>
       </w:r>
+      <w:bookmarkEnd w:id="0"/>
       <w:r>
         <w:rPr>
           <w:rFonts w:ascii="Arial" w:eastAsia="Calibri" w:hAnsi="Arial" w:cs="Arial"/>
@@ -529,7 +531,7 @@
           <w:noProof/>
           <w:lang w:val="es-CO" w:eastAsia="en-US"/>
         </w:rPr>
-        <w:t xml:space="preserve">12532610.0</w:t>
+        <w:t xml:space="preserve">12532610</w:t>
       </w:r>
       <w:r>
         <w:rPr>
@@ -869,16 +871,17 @@
       <w:r>
         <w:rPr>
           <w:rFonts w:ascii="Arial" w:hAnsi="Arial" w:cs="Arial"/>
-        </w:rPr>
-        <w:t xml:space="preserve">Al respecto nos permitimos comunicarle que, con el fin de verificar la viabilidad de su solicitud, la Empresa, mediante visita programada con aviso de Viabilidad </w:t>
-      </w:r>
-      <w:r>
-        <w:rPr>
-          <w:rFonts w:ascii="Arial" w:hAnsi="Arial" w:cs="Arial"/>
-          <w:b/>
-          <w:bCs/>
           <w:lang w:eastAsia="es-CO"/>
         </w:rPr>
+        <w:t xml:space="preserve">De acuerdo con lo anterior, se procedió a verificar en el sistema de información comercial de la Empresa, encontrando que la cuenta contrato </w:t>
+      </w:r>
+      <w:r>
+        <w:rPr>
+          <w:rFonts w:ascii="Arial" w:hAnsi="Arial" w:cs="Arial"/>
+          <w:b/>
+          <w:bCs/>
+          <w:lang w:eastAsia="es-CO"/>
+        </w:rPr>
         <w:t>No.</w:t>
       </w:r>
       <w:r>
@@ -897,7 +900,7 @@
           <w:bCs/>
           <w:lang w:eastAsia="es-CO"/>
         </w:rPr>
-        <w:instrText xml:space="preserve"> MERGEFIELD aviso </w:instrText>
+        <w:instrText xml:space="preserve"> MERGEFIELD Ctacontrato </w:instrText>
       </w:r>
       <w:r>
         <w:rPr>
@@ -916,7 +919,7 @@
           <w:noProof/>
           <w:lang w:eastAsia="es-CO"/>
         </w:rPr>
-        <w:t xml:space="preserve">8069014103.0</w:t>
+        <w:t xml:space="preserve">12532610</w:t>
       </w:r>
       <w:r>
         <w:rPr>
@@ -932,83 +935,25 @@
           <w:rFonts w:ascii="Arial" w:hAnsi="Arial" w:cs="Arial"/>
           <w:lang w:eastAsia="es-CO"/>
         </w:rPr>
-        <w:t xml:space="preserve">, </w:t>
-      </w:r>
-      <w:r>
-        <w:rPr>
-          <w:rFonts w:ascii="Arial" w:hAnsi="Arial" w:cs="Arial"/>
+        <w:t xml:space="preserve">, vincula al predio de dirección </w:t>
+      </w:r>
+      <w:r>
+        <w:rPr>
+          <w:rFonts w:ascii="Arial" w:hAnsi="Arial" w:cs="Arial"/>
+          <w:b/>
+          <w:bCs/>
           <w:lang w:eastAsia="es-CO"/>
         </w:rPr>
-        <w:t xml:space="preserve">se efectuó revisión al predio </w:t>
-      </w:r>
-      <w:r>
-        <w:rPr>
-          <w:rFonts w:ascii="Arial" w:hAnsi="Arial" w:cs="Arial"/>
+        <w:fldChar w:fldCharType="begin"/>
+      </w:r>
+      <w:r>
+        <w:rPr>
+          <w:rFonts w:ascii="Arial" w:hAnsi="Arial" w:cs="Arial"/>
+          <w:b/>
+          <w:bCs/>
           <w:lang w:eastAsia="es-CO"/>
         </w:rPr>
-        <w:t>el día</w:t>
-      </w:r>
-      <w:r>
-        <w:rPr>
-          <w:rFonts w:ascii="Arial" w:hAnsi="Arial" w:cs="Arial"/>
-          <w:lang w:eastAsia="es-CO"/>
-        </w:rPr>
-        <w:t xml:space="preserve"> </w:t>
-      </w:r>
-      <w:r>
-        <w:rPr>
-          <w:rFonts w:ascii="Arial" w:hAnsi="Arial" w:cs="Arial"/>
-          <w:b/>
-          <w:bCs/>
-          <w:lang w:eastAsia="es-CO"/>
-        </w:rPr>
-        <w:fldChar w:fldCharType="begin"/>
-      </w:r>
-      <w:r>
-        <w:rPr>
-          <w:rFonts w:ascii="Arial" w:hAnsi="Arial" w:cs="Arial"/>
-          <w:b/>
-          <w:bCs/>
-          <w:lang w:eastAsia="es-CO"/>
-        </w:rPr>
-        <w:instrText xml:space="preserve"> MERGEFIELD control_tecnico </w:instrText>
-      </w:r>
-      <w:r>
-        <w:rPr>
-          <w:rFonts w:ascii="Arial" w:hAnsi="Arial" w:cs="Arial"/>
-          <w:color w:val="FF0000"/>
-        </w:rPr>
-        <w:instrText xml:space="preserve"> </w:instrText>
-      </w:r>
-      <w:r>
-        <w:rPr>
-          <w:rFonts w:ascii="Arial" w:hAnsi="Arial" w:cs="Arial"/>
-        </w:rPr>
-        <w:instrText>\@ "d  'de' MMMM</w:instrText>
-      </w:r>
-      <w:r>
-        <w:rPr>
-          <w:rFonts w:ascii="Arial" w:hAnsi="Arial" w:cs="Arial"/>
-          <w:b/>
-          <w:bCs/>
-          <w:lang w:eastAsia="es-CO"/>
-        </w:rPr>
-        <w:instrText xml:space="preserve"> </w:instrText>
-      </w:r>
-      <w:r>
-        <w:rPr>
-          <w:rFonts w:ascii="Arial" w:hAnsi="Arial" w:cs="Arial"/>
-        </w:rPr>
-        <w:instrText>'de' yyyy"</w:instrText>
-      </w:r>
-      <w:r>
-        <w:rPr>
-          <w:rFonts w:ascii="Arial" w:hAnsi="Arial" w:cs="Arial"/>
-          <w:b/>
-          <w:bCs/>
-          <w:lang w:eastAsia="es-CO"/>
-        </w:rPr>
-        <w:instrText xml:space="preserve"> </w:instrText>
+        <w:instrText xml:space="preserve"> MERGEFIELD calle_2 </w:instrText>
       </w:r>
       <w:r>
         <w:rPr>
@@ -1027,7 +972,7 @@
           <w:noProof/>
           <w:lang w:eastAsia="es-CO"/>
         </w:rPr>
-        <w:t xml:space="preserve">00:00:00</w:t>
+        <w:t xml:space="preserve">CL 84 SUR 14C 51 TO 7 AP 802</w:t>
       </w:r>
       <w:r>
         <w:rPr>
@@ -1041,15 +986,212 @@
       <w:r>
         <w:rPr>
           <w:rFonts w:ascii="Arial" w:hAnsi="Arial" w:cs="Arial"/>
+          <w:b/>
+          <w:bCs/>
+        </w:rPr>
+        <w:t>,</w:t>
+      </w:r>
+      <w:r>
+        <w:rPr>
+          <w:rFonts w:ascii="Arial" w:hAnsi="Arial" w:cs="Arial"/>
+        </w:rPr>
+        <w:t xml:space="preserve"> </w:t>
+      </w:r>
+      <w:r>
+        <w:rPr>
+          <w:rFonts w:ascii="Arial" w:hAnsi="Arial" w:cs="Arial"/>
+          <w:lang w:val="es-CO"/>
+        </w:rPr>
+        <w:t xml:space="preserve">mediante aviso </w:t>
+      </w:r>
+      <w:r>
+        <w:rPr>
+          <w:rFonts w:ascii="Arial" w:hAnsi="Arial" w:cs="Arial"/>
+          <w:b/>
+          <w:bCs/>
           <w:lang w:eastAsia="es-CO"/>
         </w:rPr>
+        <w:t>No.</w:t>
+      </w:r>
+      <w:r>
+        <w:rPr>
+          <w:rFonts w:ascii="Arial" w:hAnsi="Arial" w:cs="Arial"/>
+          <w:b/>
+          <w:bCs/>
+          <w:lang w:eastAsia="es-CO"/>
+        </w:rPr>
+        <w:fldChar w:fldCharType="begin"/>
+      </w:r>
+      <w:r>
+        <w:rPr>
+          <w:rFonts w:ascii="Arial" w:hAnsi="Arial" w:cs="Arial"/>
+          <w:b/>
+          <w:bCs/>
+          <w:lang w:eastAsia="es-CO"/>
+        </w:rPr>
+        <w:instrText xml:space="preserve"> MERGEFIELD aviso </w:instrText>
+      </w:r>
+      <w:r>
+        <w:rPr>
+          <w:rFonts w:ascii="Arial" w:hAnsi="Arial" w:cs="Arial"/>
+          <w:b/>
+          <w:bCs/>
+          <w:lang w:eastAsia="es-CO"/>
+        </w:rPr>
+        <w:fldChar w:fldCharType="separate"/>
+      </w:r>
+      <w:r>
+        <w:rPr>
+          <w:rFonts w:ascii="Arial" w:hAnsi="Arial" w:cs="Arial"/>
+          <w:b/>
+          <w:bCs/>
+          <w:noProof/>
+          <w:lang w:eastAsia="es-CO"/>
+        </w:rPr>
+        <w:t xml:space="preserve">8069014103</w:t>
+      </w:r>
+      <w:r>
+        <w:rPr>
+          <w:rFonts w:ascii="Arial" w:hAnsi="Arial" w:cs="Arial"/>
+          <w:b/>
+          <w:bCs/>
+          <w:lang w:eastAsia="es-CO"/>
+        </w:rPr>
+        <w:fldChar w:fldCharType="end"/>
+      </w:r>
+      <w:r>
+        <w:rPr>
+          <w:rFonts w:ascii="Arial" w:hAnsi="Arial" w:cs="Arial"/>
+          <w:lang w:eastAsia="es-CO"/>
+        </w:rPr>
         <w:t xml:space="preserve">, </w:t>
       </w:r>
       <w:r>
         <w:rPr>
           <w:rFonts w:ascii="Arial" w:hAnsi="Arial" w:cs="Arial"/>
-        </w:rPr>
-        <w:t>en donde se encontró</w:t>
+          <w:lang w:eastAsia="es-CO"/>
+        </w:rPr>
+        <w:t>el día</w:t>
+      </w:r>
+      <w:r>
+        <w:rPr>
+          <w:rFonts w:ascii="Arial" w:hAnsi="Arial" w:cs="Arial"/>
+          <w:lang w:eastAsia="es-CO"/>
+        </w:rPr>
+        <w:t xml:space="preserve"> </w:t>
+      </w:r>
+      <w:r>
+        <w:rPr>
+          <w:rFonts w:ascii="Arial" w:hAnsi="Arial" w:cs="Arial"/>
+          <w:b/>
+          <w:bCs/>
+          <w:lang w:eastAsia="es-CO"/>
+        </w:rPr>
+        <w:fldChar w:fldCharType="begin"/>
+      </w:r>
+      <w:r>
+        <w:rPr>
+          <w:rFonts w:ascii="Arial" w:hAnsi="Arial" w:cs="Arial"/>
+          <w:b/>
+          <w:bCs/>
+          <w:lang w:eastAsia="es-CO"/>
+        </w:rPr>
+        <w:instrText xml:space="preserve"> MERGEFIELD control_tecnico </w:instrText>
+      </w:r>
+      <w:r>
+        <w:rPr>
+          <w:rFonts w:ascii="Arial" w:hAnsi="Arial" w:cs="Arial"/>
+          <w:color w:val="FF0000"/>
+        </w:rPr>
+        <w:instrText xml:space="preserve"> </w:instrText>
+      </w:r>
+      <w:r>
+        <w:rPr>
+          <w:rFonts w:ascii="Arial" w:hAnsi="Arial" w:cs="Arial"/>
+        </w:rPr>
+        <w:instrText>\@ "d  'de' MMMM</w:instrText>
+      </w:r>
+      <w:r>
+        <w:rPr>
+          <w:rFonts w:ascii="Arial" w:hAnsi="Arial" w:cs="Arial"/>
+          <w:b/>
+          <w:bCs/>
+          <w:lang w:eastAsia="es-CO"/>
+        </w:rPr>
+        <w:instrText xml:space="preserve"> </w:instrText>
+      </w:r>
+      <w:r>
+        <w:rPr>
+          <w:rFonts w:ascii="Arial" w:hAnsi="Arial" w:cs="Arial"/>
+        </w:rPr>
+        <w:instrText>'de' yyyy"</w:instrText>
+      </w:r>
+      <w:r>
+        <w:rPr>
+          <w:rFonts w:ascii="Arial" w:hAnsi="Arial" w:cs="Arial"/>
+          <w:b/>
+          <w:bCs/>
+          <w:lang w:eastAsia="es-CO"/>
+        </w:rPr>
+        <w:instrText xml:space="preserve"> </w:instrText>
+      </w:r>
+      <w:r>
+        <w:rPr>
+          <w:rFonts w:ascii="Arial" w:hAnsi="Arial" w:cs="Arial"/>
+          <w:b/>
+          <w:bCs/>
+          <w:lang w:eastAsia="es-CO"/>
+        </w:rPr>
+        <w:fldChar w:fldCharType="separate"/>
+      </w:r>
+      <w:r>
+        <w:rPr>
+          <w:rFonts w:ascii="Arial" w:hAnsi="Arial" w:cs="Arial"/>
+          <w:b/>
+          <w:bCs/>
+          <w:noProof/>
+          <w:lang w:eastAsia="es-CO"/>
+        </w:rPr>
+        <w:t xml:space="preserve"/>
+      </w:r>
+      <w:r>
+        <w:rPr>
+          <w:rFonts w:ascii="Arial" w:hAnsi="Arial" w:cs="Arial"/>
+          <w:b/>
+          <w:bCs/>
+          <w:lang w:eastAsia="es-CO"/>
+        </w:rPr>
+        <w:fldChar w:fldCharType="end"/>
+      </w:r>
+      <w:r>
+        <w:rPr>
+          <w:rFonts w:ascii="Arial" w:hAnsi="Arial" w:cs="Arial"/>
+          <w:lang w:eastAsia="es-CO"/>
+        </w:rPr>
+        <w:t xml:space="preserve">, </w:t>
+      </w:r>
+      <w:r>
+        <w:rPr>
+          <w:rFonts w:ascii="Arial" w:hAnsi="Arial" w:cs="Arial"/>
+          <w:lang w:val="es-CO"/>
+        </w:rPr>
+        <w:t xml:space="preserve">se realizó visita de viabilidad para </w:t>
+      </w:r>
+      <w:bookmarkStart w:id="1" w:name="_Hlk146892668"/>
+      <w:r>
+        <w:rPr>
+          <w:rFonts w:ascii="Arial" w:hAnsi="Arial" w:cs="Arial"/>
+          <w:lang w:val="es-CO"/>
+        </w:rPr>
+        <w:t xml:space="preserve">nueva acometida del servicio </w:t>
+      </w:r>
+      <w:bookmarkEnd w:id="1"/>
+      <w:r>
+        <w:rPr>
+          <w:rFonts w:ascii="Arial" w:hAnsi="Arial" w:cs="Arial"/>
+          <w:lang w:val="es-CO"/>
+        </w:rPr>
+        <w:t>siendo efectiva y encontrándose lo siguiente</w:t>
       </w:r>
       <w:r>
         <w:rPr>
@@ -1129,7 +1271,7 @@
           <w:noProof/>
           <w:lang w:eastAsia="es-CO"/>
         </w:rPr>
-        <w:t xml:space="preserve">00:00:00</w:t>
+        <w:t xml:space="preserve"/>
       </w:r>
       <w:r>
         <w:rPr>
@@ -1161,21 +1303,7 @@
         <w:rPr>
           <w:rFonts w:ascii="Arial" w:hAnsi="Arial" w:cs="Arial"/>
         </w:rPr>
-        <w:t xml:space="preserve">La solicitud no es viable debido a que el predio </w:t>
-      </w:r>
-      <w:r>
-        <w:rPr>
-          <w:rFonts w:ascii="Arial" w:hAnsi="Arial" w:cs="Arial"/>
-          <w:b/>
-          <w:bCs/>
-        </w:rPr>
-        <w:t>NO</w:t>
-      </w:r>
-      <w:r>
-        <w:rPr>
-          <w:rFonts w:ascii="Arial" w:hAnsi="Arial" w:cs="Arial"/>
-        </w:rPr>
-        <w:t xml:space="preserve"> cuenta con instalaciones hidráulicas listas.</w:t>
+        <w:t>La solicitud es viable debido a que predio cuenta con instalaciones hidráulica listas.</w:t>
       </w:r>
     </w:p>
     <w:p>
@@ -1184,36 +1312,33 @@
           <w:ilvl w:val="0"/>
           <w:numId w:val="46"/>
         </w:numPr>
+        <w:jc w:val="both"/>
+        <w:rPr>
+          <w:rFonts w:ascii="Arial" w:hAnsi="Arial" w:cs="Arial"/>
+        </w:rPr>
+      </w:pPr>
+      <w:r>
+        <w:rPr>
+          <w:rFonts w:ascii="Arial" w:hAnsi="Arial" w:cs="Arial"/>
+        </w:rPr>
+        <w:t>Predio cuenta con domiciliaria existente.</w:t>
+      </w:r>
+    </w:p>
+    <w:p>
+      <w:pPr>
         <w:spacing w:after="160" w:line="259" w:lineRule="auto"/>
         <w:contextualSpacing/>
         <w:jc w:val="both"/>
         <w:rPr>
-          <w:rFonts w:ascii="Arial" w:hAnsi="Arial" w:cs="Arial"/>
-          <w:lang w:eastAsia="es-CO"/>
-        </w:rPr>
-      </w:pPr>
-      <w:r>
-        <w:rPr>
-          <w:rFonts w:ascii="Arial" w:hAnsi="Arial" w:cs="Arial"/>
-        </w:rPr>
-        <w:t>Punta de tubo con escuadra fuera del paramento del predio.</w:t>
-      </w:r>
+          <w:rFonts w:ascii="Arial" w:eastAsia="Calibri" w:hAnsi="Arial" w:cs="Arial"/>
+          <w:lang w:val="es-CO" w:eastAsia="es-CO"/>
+        </w:rPr>
+      </w:pPr>
     </w:p>
     <w:p>
       <w:pPr>
-        <w:spacing w:after="160" w:line="259" w:lineRule="auto"/>
-        <w:contextualSpacing/>
         <w:jc w:val="both"/>
         <w:rPr>
-          <w:rFonts w:ascii="Arial" w:eastAsia="Calibri" w:hAnsi="Arial" w:cs="Arial"/>
-          <w:lang w:val="es-CO" w:eastAsia="es-CO"/>
-        </w:rPr>
-      </w:pPr>
-    </w:p>
-    <w:p>
-      <w:pPr>
-        <w:jc w:val="both"/>
-        <w:rPr>
           <w:rFonts w:ascii="Arial" w:hAnsi="Arial" w:cs="Arial"/>
           <w:lang w:val="es-CO"/>
         </w:rPr>
@@ -1221,85 +1346,9 @@
       <w:r>
         <w:rPr>
           <w:rFonts w:ascii="Arial" w:hAnsi="Arial" w:cs="Arial"/>
-          <w:lang w:val="es-MX"/>
-        </w:rPr>
-        <w:t xml:space="preserve">Conforme al resultado de la visita anteriormente descrita, la Empresa procedió a realizar inspección técnica al predio ubicado en la dirección </w:t>
-      </w:r>
-      <w:r>
-        <w:rPr>
-          <w:rFonts w:ascii="Arial" w:eastAsia="Calibri" w:hAnsi="Arial" w:cs="Arial"/>
-          <w:b/>
-          <w:bCs/>
-          <w:lang w:val="es-CO" w:eastAsia="en-US"/>
-        </w:rPr>
-        <w:fldChar w:fldCharType="begin"/>
-      </w:r>
-      <w:r>
-        <w:rPr>
-          <w:rFonts w:ascii="Arial" w:eastAsia="Calibri" w:hAnsi="Arial" w:cs="Arial"/>
-          <w:b/>
-          <w:bCs/>
-          <w:lang w:val="es-CO" w:eastAsia="en-US"/>
-        </w:rPr>
-        <w:instrText xml:space="preserve"> MERGEFIELD calle_2 </w:instrText>
-      </w:r>
-      <w:r>
-        <w:rPr>
-          <w:rFonts w:ascii="Arial" w:eastAsia="Calibri" w:hAnsi="Arial" w:cs="Arial"/>
-          <w:b/>
-          <w:bCs/>
-          <w:lang w:val="es-CO" w:eastAsia="en-US"/>
-        </w:rPr>
-        <w:fldChar w:fldCharType="separate"/>
-      </w:r>
-      <w:r>
-        <w:rPr>
-          <w:rFonts w:ascii="Arial" w:eastAsia="Calibri" w:hAnsi="Arial" w:cs="Arial"/>
-          <w:b/>
-          <w:bCs/>
-          <w:noProof/>
-          <w:lang w:val="es-CO" w:eastAsia="en-US"/>
-        </w:rPr>
-        <w:t xml:space="preserve">CL 84 SUR 14C 51 TO 7 AP 802</w:t>
-      </w:r>
-      <w:r>
-        <w:rPr>
-          <w:rFonts w:ascii="Arial" w:eastAsia="Calibri" w:hAnsi="Arial" w:cs="Arial"/>
-          <w:b/>
-          <w:bCs/>
-          <w:lang w:val="es-CO" w:eastAsia="en-US"/>
-        </w:rPr>
-        <w:fldChar w:fldCharType="end"/>
-      </w:r>
-      <w:r>
-        <w:rPr>
-          <w:rFonts w:ascii="Arial" w:eastAsia="Calibri" w:hAnsi="Arial" w:cs="Arial"/>
-          <w:b/>
-          <w:bCs/>
-          <w:lang w:val="es-CO" w:eastAsia="en-US"/>
-        </w:rPr>
-        <w:t xml:space="preserve"> </w:t>
-      </w:r>
-      <w:r>
-        <w:rPr>
-          <w:rFonts w:ascii="Arial" w:eastAsia="Calibri" w:hAnsi="Arial" w:cs="Arial"/>
-          <w:lang w:val="es-CO" w:eastAsia="en-US"/>
-        </w:rPr>
-        <w:t xml:space="preserve"> </w:t>
-      </w:r>
-      <w:r>
-        <w:rPr>
-          <w:rFonts w:ascii="Arial" w:hAnsi="Arial" w:cs="Arial"/>
-          <w:bCs/>
-        </w:rPr>
-        <w:t>y determinó negar la viabilidad del servicio para el predio en mención, pues no cuenta con instalaciones hidráulicas listas en el predio</w:t>
-      </w:r>
-      <w:r>
-        <w:rPr>
-          <w:rFonts w:ascii="Arial" w:hAnsi="Arial" w:cs="Arial"/>
           <w:lang w:val="es-CO"/>
         </w:rPr>
-        <w:t>.</w:t>
+        <w:t>Expuesto lo anterior, la viabilidad fue efectiva, por lo tanto, en los próximos días se le comunicaran los costos de conexión, por tal motivo nos encontramos a la espera por parte del peticionario su aceptación o desistimiento.</w:t>
       </w:r>
     </w:p>
     <w:p>
@@ -1376,127 +1425,181 @@
       <w:r>
         <w:rPr>
           <w:rFonts w:ascii="Arial" w:hAnsi="Arial" w:cs="Arial"/>
-        </w:rPr>
-        <w:t>que el trámite de solicitud para nueva acometida del servicio de acueducto para el predio ubicado en la</w:t>
-      </w:r>
-      <w:r>
-        <w:rPr>
-          <w:rFonts w:ascii="Arial" w:hAnsi="Arial" w:cs="Arial"/>
-        </w:rPr>
-        <w:t xml:space="preserve"> </w:t>
-      </w:r>
-      <w:r>
-        <w:rPr>
-          <w:rFonts w:ascii="Arial" w:eastAsia="Calibri" w:hAnsi="Arial" w:cs="Arial"/>
-          <w:b/>
-          <w:bCs/>
-          <w:lang w:val="es-CO" w:eastAsia="en-US"/>
+          <w:bCs/>
+        </w:rPr>
+        <w:t>al peticionario</w:t>
+      </w:r>
+      <w:r>
+        <w:rPr>
+          <w:rFonts w:ascii="Arial" w:hAnsi="Arial" w:cs="Arial"/>
+          <w:bCs/>
+        </w:rPr>
+        <w:t>(a)</w:t>
+      </w:r>
+      <w:r>
+        <w:rPr>
+          <w:rFonts w:ascii="Arial" w:hAnsi="Arial" w:cs="Arial"/>
+          <w:bCs/>
+        </w:rPr>
+        <w:t xml:space="preserve"> que se ejecutó la viabilidad de la nueva instalación del servicio el día </w:t>
+      </w:r>
+      <w:r>
+        <w:rPr>
+          <w:rFonts w:ascii="Arial" w:hAnsi="Arial" w:cs="Arial"/>
+          <w:b/>
+          <w:bCs/>
+          <w:lang w:eastAsia="es-CO"/>
         </w:rPr>
         <w:fldChar w:fldCharType="begin"/>
       </w:r>
       <w:r>
         <w:rPr>
-          <w:rFonts w:ascii="Arial" w:eastAsia="Calibri" w:hAnsi="Arial" w:cs="Arial"/>
-          <w:b/>
-          <w:bCs/>
-          <w:lang w:val="es-CO" w:eastAsia="en-US"/>
-        </w:rPr>
-        <w:instrText xml:space="preserve"> MERGEFIELD calle_2 </w:instrText>
-      </w:r>
-      <w:r>
-        <w:rPr>
-          <w:rFonts w:ascii="Arial" w:eastAsia="Calibri" w:hAnsi="Arial" w:cs="Arial"/>
-          <w:b/>
-          <w:bCs/>
-          <w:lang w:val="es-CO" w:eastAsia="en-US"/>
+          <w:rFonts w:ascii="Arial" w:hAnsi="Arial" w:cs="Arial"/>
+          <w:b/>
+          <w:bCs/>
+          <w:lang w:eastAsia="es-CO"/>
+        </w:rPr>
+        <w:instrText xml:space="preserve"> MERGEFIELD control_tecnico </w:instrText>
+      </w:r>
+      <w:r>
+        <w:rPr>
+          <w:rFonts w:ascii="Arial" w:hAnsi="Arial" w:cs="Arial"/>
+          <w:color w:val="FF0000"/>
+        </w:rPr>
+        <w:instrText xml:space="preserve"> </w:instrText>
+      </w:r>
+      <w:r>
+        <w:rPr>
+          <w:rFonts w:ascii="Arial" w:hAnsi="Arial" w:cs="Arial"/>
+        </w:rPr>
+        <w:instrText>\@ "d  'de' MMMM</w:instrText>
+      </w:r>
+      <w:r>
+        <w:rPr>
+          <w:rFonts w:ascii="Arial" w:hAnsi="Arial" w:cs="Arial"/>
+          <w:b/>
+          <w:bCs/>
+          <w:lang w:eastAsia="es-CO"/>
+        </w:rPr>
+        <w:instrText xml:space="preserve"> </w:instrText>
+      </w:r>
+      <w:r>
+        <w:rPr>
+          <w:rFonts w:ascii="Arial" w:hAnsi="Arial" w:cs="Arial"/>
+        </w:rPr>
+        <w:instrText>'de' yyyy"</w:instrText>
+      </w:r>
+      <w:r>
+        <w:rPr>
+          <w:rFonts w:ascii="Arial" w:hAnsi="Arial" w:cs="Arial"/>
+          <w:b/>
+          <w:bCs/>
+          <w:lang w:eastAsia="es-CO"/>
+        </w:rPr>
+        <w:instrText xml:space="preserve"> </w:instrText>
+      </w:r>
+      <w:r>
+        <w:rPr>
+          <w:rFonts w:ascii="Arial" w:hAnsi="Arial" w:cs="Arial"/>
+          <w:b/>
+          <w:bCs/>
+          <w:lang w:eastAsia="es-CO"/>
         </w:rPr>
         <w:fldChar w:fldCharType="separate"/>
       </w:r>
       <w:r>
         <w:rPr>
-          <w:rFonts w:ascii="Arial" w:eastAsia="Calibri" w:hAnsi="Arial" w:cs="Arial"/>
+          <w:rFonts w:ascii="Arial" w:hAnsi="Arial" w:cs="Arial"/>
           <w:b/>
           <w:bCs/>
           <w:noProof/>
-          <w:lang w:val="es-CO" w:eastAsia="en-US"/>
-        </w:rPr>
-        <w:t xml:space="preserve">CL 84 SUR 14C 51 TO 7 AP 802</w:t>
-      </w:r>
-      <w:r>
-        <w:rPr>
-          <w:rFonts w:ascii="Arial" w:eastAsia="Calibri" w:hAnsi="Arial" w:cs="Arial"/>
-          <w:b/>
-          <w:bCs/>
-          <w:lang w:val="es-CO" w:eastAsia="en-US"/>
+          <w:lang w:eastAsia="es-CO"/>
+        </w:rPr>
+        <w:t xml:space="preserve"/>
+      </w:r>
+      <w:r>
+        <w:rPr>
+          <w:rFonts w:ascii="Arial" w:hAnsi="Arial" w:cs="Arial"/>
+          <w:b/>
+          <w:bCs/>
+          <w:lang w:eastAsia="es-CO"/>
         </w:rPr>
         <w:fldChar w:fldCharType="end"/>
       </w:r>
       <w:r>
         <w:rPr>
-          <w:rFonts w:ascii="Arial" w:hAnsi="Arial" w:cs="Arial"/>
-        </w:rPr>
-        <w:t xml:space="preserve"> </w:t>
-      </w:r>
-      <w:r>
-        <w:rPr>
           <w:rFonts w:ascii="Arial" w:eastAsia="Calibri" w:hAnsi="Arial" w:cs="Arial"/>
           <w:lang w:val="es-CO" w:eastAsia="es-CO"/>
         </w:rPr>
-        <w:t xml:space="preserve"> </w:t>
-      </w:r>
-      <w:r>
-        <w:rPr>
-          <w:rFonts w:ascii="Arial" w:hAnsi="Arial" w:cs="Arial"/>
-          <w:b/>
-          <w:bCs/>
-        </w:rPr>
-        <w:t>NO</w:t>
-      </w:r>
-      <w:r>
-        <w:rPr>
-          <w:rFonts w:ascii="Arial" w:hAnsi="Arial" w:cs="Arial"/>
-        </w:rPr>
-        <w:t xml:space="preserve"> es viable de acuerdo con lo expuesto en la parte motiva</w:t>
-      </w:r>
-      <w:r>
-        <w:rPr>
-          <w:rFonts w:ascii="Arial" w:eastAsia="Calibri" w:hAnsi="Arial" w:cs="Arial"/>
-          <w:lang w:val="es-CO" w:eastAsia="es-CO"/>
-        </w:rPr>
-        <w:t>.</w:t>
+        <w:t>, según lo expuesto en la parte motiva.</w:t>
       </w:r>
     </w:p>
     <w:p>
       <w:pPr>
+        <w:autoSpaceDE w:val="0"/>
+        <w:autoSpaceDN w:val="0"/>
+        <w:adjustRightInd w:val="0"/>
+        <w:spacing w:after="160" w:line="259" w:lineRule="auto"/>
+        <w:jc w:val="both"/>
+        <w:rPr>
+          <w:rFonts w:ascii="Arial" w:eastAsia="Calibri" w:hAnsi="Arial" w:cs="Arial"/>
+          <w:b/>
+          <w:lang w:val="es-CO" w:eastAsia="es-CO"/>
+        </w:rPr>
+      </w:pPr>
+      <w:bookmarkStart w:id="2" w:name="_Hlk108018288"/>
+      <w:bookmarkStart w:id="3" w:name="_Hlk101462265"/>
+      <w:r>
+        <w:rPr>
+          <w:rFonts w:ascii="Arial" w:hAnsi="Arial" w:cs="Arial"/>
+          <w:b/>
+        </w:rPr>
+        <w:lastRenderedPageBreak/>
+        <w:t xml:space="preserve">INFORMAR </w:t>
+      </w:r>
+      <w:r>
+        <w:rPr>
+          <w:rFonts w:ascii="Arial" w:hAnsi="Arial" w:cs="Arial"/>
+          <w:bCs/>
+        </w:rPr>
+        <w:t>al peticionario que estamos a la espera de la aceptación o desistimiento de los costos de conexión para ejecutar la instalación del servicio, de acuerdo con lo expuesto en la parte motiva del presente acto</w:t>
+      </w:r>
+      <w:r>
+        <w:rPr>
+          <w:rFonts w:ascii="Arial" w:eastAsia="Calibri" w:hAnsi="Arial" w:cs="Arial"/>
+          <w:lang w:val="es-CO" w:eastAsia="es-CO"/>
+        </w:rPr>
+        <w:t xml:space="preserve">.   </w:t>
+      </w:r>
+    </w:p>
+    <w:p>
+      <w:pPr>
         <w:contextualSpacing/>
         <w:jc w:val="both"/>
         <w:rPr>
           <w:rFonts w:ascii="Arial" w:hAnsi="Arial" w:cs="Arial"/>
         </w:rPr>
       </w:pPr>
-      <w:bookmarkStart w:id="1" w:name="_Hlk124083949"/>
-      <w:bookmarkStart w:id="2" w:name="_Hlk117529920"/>
-      <w:bookmarkStart w:id="3" w:name="_Hlk108018288"/>
-      <w:bookmarkStart w:id="4" w:name="_Hlk101462265"/>
-      <w:r>
-        <w:rPr>
-          <w:rFonts w:ascii="Arial" w:hAnsi="Arial" w:cs="Arial"/>
-          <w:b/>
-        </w:rPr>
-        <w:lastRenderedPageBreak/>
+      <w:bookmarkStart w:id="4" w:name="_Hlk124083949"/>
+      <w:bookmarkStart w:id="5" w:name="_Hlk117529920"/>
+      <w:r>
+        <w:rPr>
+          <w:rFonts w:ascii="Arial" w:hAnsi="Arial" w:cs="Arial"/>
+          <w:b/>
+        </w:rPr>
         <w:t xml:space="preserve">RESOLVER </w:t>
       </w:r>
-      <w:bookmarkStart w:id="5" w:name="_Hlk125988342"/>
+      <w:bookmarkStart w:id="6" w:name="_Hlk125988342"/>
       <w:r>
         <w:rPr>
           <w:rFonts w:ascii="Arial" w:hAnsi="Arial" w:cs="Arial"/>
         </w:rPr>
         <w:t>cada una de las inquietudes presentadas, de acuerdo con lo expuesto en la parte motiva del presente acto administrativo.</w:t>
       </w:r>
-      <w:bookmarkEnd w:id="1"/>
-      <w:bookmarkEnd w:id="5"/>
+      <w:bookmarkEnd w:id="4"/>
+      <w:bookmarkEnd w:id="6"/>
     </w:p>
-    <w:bookmarkEnd w:id="2"/>
+    <w:bookmarkEnd w:id="5"/>
     <w:p>
       <w:pPr>
         <w:jc w:val="both"/>
@@ -1518,10 +1621,10 @@
           <w:lang w:val="es-CO" w:eastAsia="en-US"/>
         </w:rPr>
       </w:pPr>
-      <w:bookmarkStart w:id="6" w:name="_Hlk170132818"/>
-      <w:bookmarkStart w:id="7" w:name="_Hlk106184349"/>
+      <w:bookmarkStart w:id="7" w:name="_Hlk170132818"/>
+      <w:bookmarkStart w:id="8" w:name="_Hlk106184349"/>
+      <w:bookmarkEnd w:id="2"/>
       <w:bookmarkEnd w:id="3"/>
-      <w:bookmarkEnd w:id="4"/>
       <w:r>
         <w:rPr>
           <w:rFonts w:ascii="Arial" w:eastAsia="Calibri" w:hAnsi="Arial" w:cs="Arial"/>
@@ -2042,8 +2145,8 @@
         </w:rPr>
         <w:t xml:space="preserve"> . En caso de no surtirse la notificación personal, procédase a la notificación por aviso, de conformidad con lo dispuesto en el artículo 69 de la Ley 1437 de 2011.</w:t>
       </w:r>
-      <w:bookmarkEnd w:id="6"/>
       <w:bookmarkEnd w:id="7"/>
+      <w:bookmarkEnd w:id="8"/>
     </w:p>
     <w:p>
       <w:pPr>
@@ -4869,119 +4972,6 @@
     </w:lvl>
   </w:abstractNum>
   <w:abstractNum w:abstractNumId="19" w15:restartNumberingAfterBreak="0">
-    <w:nsid w:val="39826C01"/>
-    <w:multiLevelType w:val="hybridMultilevel"/>
-    <w:tmpl w:val="5502A2C4"/>
-    <w:lvl w:ilvl="0" w:tplc="240A0001">
-      <w:start w:val="1"/>
-      <w:numFmt w:val="bullet"/>
-      <w:lvlText w:val=""/>
-      <w:lvlJc w:val="left"/>
-      <w:pPr>
-        <w:ind w:left="720" w:hanging="360"/>
-      </w:pPr>
-      <w:rPr>
-        <w:rFonts w:ascii="Symbol" w:hAnsi="Symbol" w:hint="default"/>
-      </w:rPr>
-    </w:lvl>
-    <w:lvl w:ilvl="1" w:tplc="240A0003">
-      <w:start w:val="1"/>
-      <w:numFmt w:val="bullet"/>
-      <w:lvlText w:val="o"/>
-      <w:lvlJc w:val="left"/>
-      <w:pPr>
-        <w:ind w:left="1440" w:hanging="360"/>
-      </w:pPr>
-      <w:rPr>
-        <w:rFonts w:ascii="Courier New" w:hAnsi="Courier New" w:cs="Courier New" w:hint="default"/>
-      </w:rPr>
-    </w:lvl>
-    <w:lvl w:ilvl="2" w:tplc="240A0005">
-      <w:start w:val="1"/>
-      <w:numFmt w:val="bullet"/>
-      <w:lvlText w:val=""/>
-      <w:lvlJc w:val="left"/>
-      <w:pPr>
-        <w:ind w:left="2160" w:hanging="360"/>
-      </w:pPr>
-      <w:rPr>
-        <w:rFonts w:ascii="Wingdings" w:hAnsi="Wingdings" w:hint="default"/>
-      </w:rPr>
-    </w:lvl>
-    <w:lvl w:ilvl="3" w:tplc="240A0001">
-      <w:start w:val="1"/>
-      <w:numFmt w:val="bullet"/>
-      <w:lvlText w:val=""/>
-      <w:lvlJc w:val="left"/>
-      <w:pPr>
-        <w:ind w:left="2880" w:hanging="360"/>
-      </w:pPr>
-      <w:rPr>
-        <w:rFonts w:ascii="Symbol" w:hAnsi="Symbol" w:hint="default"/>
-      </w:rPr>
-    </w:lvl>
-    <w:lvl w:ilvl="4" w:tplc="240A0003">
-      <w:start w:val="1"/>
-      <w:numFmt w:val="bullet"/>
-      <w:lvlText w:val="o"/>
-      <w:lvlJc w:val="left"/>
-      <w:pPr>
-        <w:ind w:left="3600" w:hanging="360"/>
-      </w:pPr>
-      <w:rPr>
-        <w:rFonts w:ascii="Courier New" w:hAnsi="Courier New" w:cs="Courier New" w:hint="default"/>
-      </w:rPr>
-    </w:lvl>
-    <w:lvl w:ilvl="5" w:tplc="240A0005">
-      <w:start w:val="1"/>
-      <w:numFmt w:val="bullet"/>
-      <w:lvlText w:val=""/>
-      <w:lvlJc w:val="left"/>
-      <w:pPr>
-        <w:ind w:left="4320" w:hanging="360"/>
-      </w:pPr>
-      <w:rPr>
-        <w:rFonts w:ascii="Wingdings" w:hAnsi="Wingdings" w:hint="default"/>
-      </w:rPr>
-    </w:lvl>
-    <w:lvl w:ilvl="6" w:tplc="240A0001">
-      <w:start w:val="1"/>
-      <w:numFmt w:val="bullet"/>
-      <w:lvlText w:val=""/>
-      <w:lvlJc w:val="left"/>
-      <w:pPr>
-        <w:ind w:left="5040" w:hanging="360"/>
-      </w:pPr>
-      <w:rPr>
-        <w:rFonts w:ascii="Symbol" w:hAnsi="Symbol" w:hint="default"/>
-      </w:rPr>
-    </w:lvl>
-    <w:lvl w:ilvl="7" w:tplc="240A0003">
-      <w:start w:val="1"/>
-      <w:numFmt w:val="bullet"/>
-      <w:lvlText w:val="o"/>
-      <w:lvlJc w:val="left"/>
-      <w:pPr>
-        <w:ind w:left="5760" w:hanging="360"/>
-      </w:pPr>
-      <w:rPr>
-        <w:rFonts w:ascii="Courier New" w:hAnsi="Courier New" w:cs="Courier New" w:hint="default"/>
-      </w:rPr>
-    </w:lvl>
-    <w:lvl w:ilvl="8" w:tplc="240A0005">
-      <w:start w:val="1"/>
-      <w:numFmt w:val="bullet"/>
-      <w:lvlText w:val=""/>
-      <w:lvlJc w:val="left"/>
-      <w:pPr>
-        <w:ind w:left="6480" w:hanging="360"/>
-      </w:pPr>
-      <w:rPr>
-        <w:rFonts w:ascii="Wingdings" w:hAnsi="Wingdings" w:hint="default"/>
-      </w:rPr>
-    </w:lvl>
-  </w:abstractNum>
-  <w:abstractNum w:abstractNumId="20" w15:restartNumberingAfterBreak="0">
     <w:nsid w:val="3B392B39"/>
     <w:multiLevelType w:val="hybridMultilevel"/>
     <w:tmpl w:val="9BBE78F8"/>
@@ -5095,7 +5085,7 @@
       </w:rPr>
     </w:lvl>
   </w:abstractNum>
-  <w:abstractNum w:abstractNumId="21" w15:restartNumberingAfterBreak="0">
+  <w:abstractNum w:abstractNumId="20" w15:restartNumberingAfterBreak="0">
     <w:nsid w:val="3B770917"/>
     <w:multiLevelType w:val="hybridMultilevel"/>
     <w:tmpl w:val="B05AE7DC"/>
@@ -5208,7 +5198,7 @@
       </w:rPr>
     </w:lvl>
   </w:abstractNum>
-  <w:abstractNum w:abstractNumId="22" w15:restartNumberingAfterBreak="0">
+  <w:abstractNum w:abstractNumId="21" w15:restartNumberingAfterBreak="0">
     <w:nsid w:val="40FD78DA"/>
     <w:multiLevelType w:val="hybridMultilevel"/>
     <w:tmpl w:val="74F8E1DE"/>
@@ -5297,7 +5287,7 @@
       </w:pPr>
     </w:lvl>
   </w:abstractNum>
-  <w:abstractNum w:abstractNumId="23" w15:restartNumberingAfterBreak="0">
+  <w:abstractNum w:abstractNumId="22" w15:restartNumberingAfterBreak="0">
     <w:nsid w:val="410761EE"/>
     <w:multiLevelType w:val="hybridMultilevel"/>
     <w:tmpl w:val="43DA8310"/>
@@ -5410,7 +5400,7 @@
       </w:rPr>
     </w:lvl>
   </w:abstractNum>
-  <w:abstractNum w:abstractNumId="24" w15:restartNumberingAfterBreak="0">
+  <w:abstractNum w:abstractNumId="23" w15:restartNumberingAfterBreak="0">
     <w:nsid w:val="42870047"/>
     <w:multiLevelType w:val="hybridMultilevel"/>
     <w:tmpl w:val="4CC21284"/>
@@ -5523,7 +5513,7 @@
       </w:rPr>
     </w:lvl>
   </w:abstractNum>
-  <w:abstractNum w:abstractNumId="25" w15:restartNumberingAfterBreak="0">
+  <w:abstractNum w:abstractNumId="24" w15:restartNumberingAfterBreak="0">
     <w:nsid w:val="43B07E1E"/>
     <w:multiLevelType w:val="hybridMultilevel"/>
     <w:tmpl w:val="DDBE62F2"/>
@@ -5637,7 +5627,7 @@
       </w:rPr>
     </w:lvl>
   </w:abstractNum>
-  <w:abstractNum w:abstractNumId="26" w15:restartNumberingAfterBreak="0">
+  <w:abstractNum w:abstractNumId="25" w15:restartNumberingAfterBreak="0">
     <w:nsid w:val="473A31AE"/>
     <w:multiLevelType w:val="hybridMultilevel"/>
     <w:tmpl w:val="2E5E2D8C"/>
@@ -5750,7 +5740,7 @@
       </w:rPr>
     </w:lvl>
   </w:abstractNum>
-  <w:abstractNum w:abstractNumId="27" w15:restartNumberingAfterBreak="0">
+  <w:abstractNum w:abstractNumId="26" w15:restartNumberingAfterBreak="0">
     <w:nsid w:val="47DD2101"/>
     <w:multiLevelType w:val="hybridMultilevel"/>
     <w:tmpl w:val="219E35F4"/>
@@ -5836,7 +5826,7 @@
       </w:pPr>
     </w:lvl>
   </w:abstractNum>
-  <w:abstractNum w:abstractNumId="28" w15:restartNumberingAfterBreak="0">
+  <w:abstractNum w:abstractNumId="27" w15:restartNumberingAfterBreak="0">
     <w:nsid w:val="499F149C"/>
     <w:multiLevelType w:val="hybridMultilevel"/>
     <w:tmpl w:val="08ACEF3C"/>
@@ -5949,7 +5939,7 @@
       </w:rPr>
     </w:lvl>
   </w:abstractNum>
-  <w:abstractNum w:abstractNumId="29" w15:restartNumberingAfterBreak="0">
+  <w:abstractNum w:abstractNumId="28" w15:restartNumberingAfterBreak="0">
     <w:nsid w:val="4B6F1997"/>
     <w:multiLevelType w:val="hybridMultilevel"/>
     <w:tmpl w:val="FA0680C4"/>
@@ -6063,7 +6053,7 @@
       </w:rPr>
     </w:lvl>
   </w:abstractNum>
-  <w:abstractNum w:abstractNumId="30" w15:restartNumberingAfterBreak="0">
+  <w:abstractNum w:abstractNumId="29" w15:restartNumberingAfterBreak="0">
     <w:nsid w:val="5A426ECC"/>
     <w:multiLevelType w:val="hybridMultilevel"/>
     <w:tmpl w:val="B16022A2"/>
@@ -6176,7 +6166,7 @@
       </w:rPr>
     </w:lvl>
   </w:abstractNum>
-  <w:abstractNum w:abstractNumId="31" w15:restartNumberingAfterBreak="0">
+  <w:abstractNum w:abstractNumId="30" w15:restartNumberingAfterBreak="0">
     <w:nsid w:val="5B290464"/>
     <w:multiLevelType w:val="hybridMultilevel"/>
     <w:tmpl w:val="34F4C6CA"/>
@@ -6291,7 +6281,7 @@
       </w:rPr>
     </w:lvl>
   </w:abstractNum>
-  <w:abstractNum w:abstractNumId="32" w15:restartNumberingAfterBreak="0">
+  <w:abstractNum w:abstractNumId="31" w15:restartNumberingAfterBreak="0">
     <w:nsid w:val="5CF86658"/>
     <w:multiLevelType w:val="hybridMultilevel"/>
     <w:tmpl w:val="2EFA7D8C"/>
@@ -6404,7 +6394,7 @@
       </w:rPr>
     </w:lvl>
   </w:abstractNum>
-  <w:abstractNum w:abstractNumId="33" w15:restartNumberingAfterBreak="0">
+  <w:abstractNum w:abstractNumId="32" w15:restartNumberingAfterBreak="0">
     <w:nsid w:val="5EEF51F0"/>
     <w:multiLevelType w:val="hybridMultilevel"/>
     <w:tmpl w:val="7020E9F6"/>
@@ -6517,7 +6507,7 @@
       </w:rPr>
     </w:lvl>
   </w:abstractNum>
-  <w:abstractNum w:abstractNumId="34" w15:restartNumberingAfterBreak="0">
+  <w:abstractNum w:abstractNumId="33" w15:restartNumberingAfterBreak="0">
     <w:nsid w:val="5EF410C2"/>
     <w:multiLevelType w:val="hybridMultilevel"/>
     <w:tmpl w:val="67E63CAC"/>
@@ -6631,7 +6621,7 @@
       </w:rPr>
     </w:lvl>
   </w:abstractNum>
-  <w:abstractNum w:abstractNumId="35" w15:restartNumberingAfterBreak="0">
+  <w:abstractNum w:abstractNumId="34" w15:restartNumberingAfterBreak="0">
     <w:nsid w:val="5FFE66C9"/>
     <w:multiLevelType w:val="hybridMultilevel"/>
     <w:tmpl w:val="EF6C9318"/>
@@ -6771,7 +6761,7 @@
       </w:rPr>
     </w:lvl>
   </w:abstractNum>
-  <w:abstractNum w:abstractNumId="36" w15:restartNumberingAfterBreak="0">
+  <w:abstractNum w:abstractNumId="35" w15:restartNumberingAfterBreak="0">
     <w:nsid w:val="626B6D61"/>
     <w:multiLevelType w:val="hybridMultilevel"/>
     <w:tmpl w:val="F544BF16"/>
@@ -6857,7 +6847,7 @@
       </w:pPr>
     </w:lvl>
   </w:abstractNum>
-  <w:abstractNum w:abstractNumId="37" w15:restartNumberingAfterBreak="0">
+  <w:abstractNum w:abstractNumId="36" w15:restartNumberingAfterBreak="0">
     <w:nsid w:val="65E8362E"/>
     <w:multiLevelType w:val="hybridMultilevel"/>
     <w:tmpl w:val="A2F8ACA8"/>
@@ -6971,7 +6961,7 @@
       </w:rPr>
     </w:lvl>
   </w:abstractNum>
-  <w:abstractNum w:abstractNumId="38" w15:restartNumberingAfterBreak="0">
+  <w:abstractNum w:abstractNumId="37" w15:restartNumberingAfterBreak="0">
     <w:nsid w:val="67644049"/>
     <w:multiLevelType w:val="hybridMultilevel"/>
     <w:tmpl w:val="FE4E9D14"/>
@@ -7084,7 +7074,7 @@
       </w:rPr>
     </w:lvl>
   </w:abstractNum>
-  <w:abstractNum w:abstractNumId="39" w15:restartNumberingAfterBreak="0">
+  <w:abstractNum w:abstractNumId="38" w15:restartNumberingAfterBreak="0">
     <w:nsid w:val="676F4BD3"/>
     <w:multiLevelType w:val="hybridMultilevel"/>
     <w:tmpl w:val="30DA9692"/>
@@ -7198,7 +7188,7 @@
       </w:rPr>
     </w:lvl>
   </w:abstractNum>
-  <w:abstractNum w:abstractNumId="40" w15:restartNumberingAfterBreak="0">
+  <w:abstractNum w:abstractNumId="39" w15:restartNumberingAfterBreak="0">
     <w:nsid w:val="6AA4682B"/>
     <w:multiLevelType w:val="hybridMultilevel"/>
     <w:tmpl w:val="15EA3274"/>
@@ -7311,7 +7301,7 @@
       </w:rPr>
     </w:lvl>
   </w:abstractNum>
-  <w:abstractNum w:abstractNumId="41" w15:restartNumberingAfterBreak="0">
+  <w:abstractNum w:abstractNumId="40" w15:restartNumberingAfterBreak="0">
     <w:nsid w:val="6B666D0C"/>
     <w:multiLevelType w:val="hybridMultilevel"/>
     <w:tmpl w:val="45A40520"/>
@@ -7425,7 +7415,7 @@
       </w:rPr>
     </w:lvl>
   </w:abstractNum>
-  <w:abstractNum w:abstractNumId="42" w15:restartNumberingAfterBreak="0">
+  <w:abstractNum w:abstractNumId="41" w15:restartNumberingAfterBreak="0">
     <w:nsid w:val="76364E4D"/>
     <w:multiLevelType w:val="hybridMultilevel"/>
     <w:tmpl w:val="C4E06DC8"/>
@@ -7514,7 +7504,7 @@
       </w:pPr>
     </w:lvl>
   </w:abstractNum>
-  <w:abstractNum w:abstractNumId="43" w15:restartNumberingAfterBreak="0">
+  <w:abstractNum w:abstractNumId="42" w15:restartNumberingAfterBreak="0">
     <w:nsid w:val="76D51438"/>
     <w:multiLevelType w:val="hybridMultilevel"/>
     <w:tmpl w:val="D0307E8E"/>
@@ -7627,7 +7617,7 @@
       </w:rPr>
     </w:lvl>
   </w:abstractNum>
-  <w:abstractNum w:abstractNumId="44" w15:restartNumberingAfterBreak="0">
+  <w:abstractNum w:abstractNumId="43" w15:restartNumberingAfterBreak="0">
     <w:nsid w:val="77C75461"/>
     <w:multiLevelType w:val="hybridMultilevel"/>
     <w:tmpl w:val="5B901186"/>
@@ -7741,7 +7731,7 @@
       </w:rPr>
     </w:lvl>
   </w:abstractNum>
-  <w:abstractNum w:abstractNumId="45" w15:restartNumberingAfterBreak="0">
+  <w:abstractNum w:abstractNumId="44" w15:restartNumberingAfterBreak="0">
     <w:nsid w:val="78DB49D5"/>
     <w:multiLevelType w:val="hybridMultilevel"/>
     <w:tmpl w:val="FD52B9C4"/>
@@ -7854,7 +7844,7 @@
       </w:rPr>
     </w:lvl>
   </w:abstractNum>
-  <w:abstractNum w:abstractNumId="46" w15:restartNumberingAfterBreak="0">
+  <w:abstractNum w:abstractNumId="45" w15:restartNumberingAfterBreak="0">
     <w:nsid w:val="7B9D06C6"/>
     <w:multiLevelType w:val="hybridMultilevel"/>
     <w:tmpl w:val="08D8BCEA"/>
@@ -7968,7 +7958,7 @@
       </w:rPr>
     </w:lvl>
   </w:abstractNum>
-  <w:abstractNum w:abstractNumId="47" w15:restartNumberingAfterBreak="0">
+  <w:abstractNum w:abstractNumId="46" w15:restartNumberingAfterBreak="0">
     <w:nsid w:val="7BE13381"/>
     <w:multiLevelType w:val="hybridMultilevel"/>
     <w:tmpl w:val="380696EE"/>
@@ -8104,58 +8094,58 @@
     </w:lvlOverride>
   </w:num>
   <w:num w:numId="2">
-    <w:abstractNumId w:val="23"/>
+    <w:abstractNumId w:val="22"/>
   </w:num>
   <w:num w:numId="3">
-    <w:abstractNumId w:val="33"/>
+    <w:abstractNumId w:val="32"/>
   </w:num>
   <w:num w:numId="4">
     <w:abstractNumId w:val="9"/>
   </w:num>
   <w:num w:numId="5">
-    <w:abstractNumId w:val="28"/>
+    <w:abstractNumId w:val="27"/>
   </w:num>
   <w:num w:numId="6">
     <w:abstractNumId w:val="8"/>
   </w:num>
   <w:num w:numId="7">
-    <w:abstractNumId w:val="44"/>
+    <w:abstractNumId w:val="43"/>
   </w:num>
   <w:num w:numId="8">
-    <w:abstractNumId w:val="32"/>
+    <w:abstractNumId w:val="31"/>
   </w:num>
   <w:num w:numId="9">
-    <w:abstractNumId w:val="25"/>
+    <w:abstractNumId w:val="24"/>
   </w:num>
   <w:num w:numId="10">
-    <w:abstractNumId w:val="29"/>
+    <w:abstractNumId w:val="28"/>
   </w:num>
   <w:num w:numId="11">
     <w:abstractNumId w:val="13"/>
   </w:num>
   <w:num w:numId="12">
-    <w:abstractNumId w:val="45"/>
+    <w:abstractNumId w:val="44"/>
   </w:num>
   <w:num w:numId="13">
-    <w:abstractNumId w:val="34"/>
+    <w:abstractNumId w:val="33"/>
   </w:num>
   <w:num w:numId="14">
+    <w:abstractNumId w:val="20"/>
+  </w:num>
+  <w:num w:numId="15">
+    <w:abstractNumId w:val="38"/>
+  </w:num>
+  <w:num w:numId="16">
+    <w:abstractNumId w:val="41"/>
+  </w:num>
+  <w:num w:numId="17">
+    <w:abstractNumId w:val="23"/>
+  </w:num>
+  <w:num w:numId="18">
     <w:abstractNumId w:val="21"/>
   </w:num>
-  <w:num w:numId="15">
+  <w:num w:numId="19">
     <w:abstractNumId w:val="39"/>
-  </w:num>
-  <w:num w:numId="16">
-    <w:abstractNumId w:val="42"/>
-  </w:num>
-  <w:num w:numId="17">
-    <w:abstractNumId w:val="24"/>
-  </w:num>
-  <w:num w:numId="18">
-    <w:abstractNumId w:val="22"/>
-  </w:num>
-  <w:num w:numId="19">
-    <w:abstractNumId w:val="40"/>
   </w:num>
   <w:num w:numId="20">
     <w:abstractNumId w:val="3"/>
@@ -8167,28 +8157,28 @@
     <w:abstractNumId w:val="15"/>
   </w:num>
   <w:num w:numId="23">
-    <w:abstractNumId w:val="26"/>
+    <w:abstractNumId w:val="25"/>
   </w:num>
   <w:num w:numId="24">
     <w:abstractNumId w:val="11"/>
   </w:num>
   <w:num w:numId="25">
-    <w:abstractNumId w:val="37"/>
+    <w:abstractNumId w:val="36"/>
   </w:num>
   <w:num w:numId="26">
     <w:abstractNumId w:val="17"/>
   </w:num>
   <w:num w:numId="27">
-    <w:abstractNumId w:val="43"/>
+    <w:abstractNumId w:val="42"/>
   </w:num>
   <w:num w:numId="28">
     <w:abstractNumId w:val="7"/>
   </w:num>
   <w:num w:numId="29">
-    <w:abstractNumId w:val="47"/>
+    <w:abstractNumId w:val="46"/>
   </w:num>
   <w:num w:numId="30">
-    <w:abstractNumId w:val="20"/>
+    <w:abstractNumId w:val="19"/>
   </w:num>
   <w:num w:numId="31">
     <w:abstractNumId w:val="6"/>
@@ -8197,19 +8187,19 @@
     <w:abstractNumId w:val="14"/>
   </w:num>
   <w:num w:numId="33">
-    <w:abstractNumId w:val="41"/>
+    <w:abstractNumId w:val="40"/>
   </w:num>
   <w:num w:numId="34">
     <w:abstractNumId w:val="18"/>
   </w:num>
   <w:num w:numId="35">
-    <w:abstractNumId w:val="46"/>
+    <w:abstractNumId w:val="45"/>
   </w:num>
   <w:num w:numId="36">
     <w:abstractNumId w:val="16"/>
   </w:num>
   <w:num w:numId="37">
-    <w:abstractNumId w:val="31"/>
+    <w:abstractNumId w:val="30"/>
   </w:num>
   <w:num w:numId="38">
     <w:abstractNumId w:val="8"/>
@@ -8251,28 +8241,25 @@
     <w:abstractNumId w:val="2"/>
   </w:num>
   <w:num w:numId="42">
-    <w:abstractNumId w:val="35"/>
+    <w:abstractNumId w:val="34"/>
   </w:num>
   <w:num w:numId="43">
     <w:abstractNumId w:val="12"/>
   </w:num>
   <w:num w:numId="44">
-    <w:abstractNumId w:val="36"/>
+    <w:abstractNumId w:val="35"/>
   </w:num>
   <w:num w:numId="45">
-    <w:abstractNumId w:val="27"/>
+    <w:abstractNumId w:val="26"/>
   </w:num>
   <w:num w:numId="46">
-    <w:abstractNumId w:val="30"/>
+    <w:abstractNumId w:val="29"/>
   </w:num>
   <w:num w:numId="47">
     <w:abstractNumId w:val="1"/>
   </w:num>
   <w:num w:numId="48">
-    <w:abstractNumId w:val="38"/>
-  </w:num>
-  <w:num w:numId="49">
-    <w:abstractNumId w:val="19"/>
+    <w:abstractNumId w:val="37"/>
   </w:num>
 </w:numbering>
 </file>
@@ -9598,7 +9585,7 @@
 </file>
 
 <file path=customXml/itemProps1.xml><?xml version="1.0" encoding="utf-8"?>
-<ds:datastoreItem xmlns:ds="http://schemas.openxmlformats.org/officeDocument/2006/customXml" ds:itemID="{92B2B6CB-B85C-4BA5-A408-5118315BB698}">
+<ds:datastoreItem xmlns:ds="http://schemas.openxmlformats.org/officeDocument/2006/customXml" ds:itemID="{CDE60267-B108-4BE3-ACC8-4F8413BB4082}">
   <ds:schemaRefs>
     <ds:schemaRef ds:uri="http://schemas.openxmlformats.org/officeDocument/2006/bibliography"/>
   </ds:schemaRefs>
